--- a/working/QS_Stellenbeschreibung_Arbeitsentwurf.docx
+++ b/working/QS_Stellenbeschreibung_Arbeitsentwurf.docx
@@ -1174,22 +1174,6 @@
           <w:rFonts w:ascii="Calibri" w:cs="Calibri" w:eastAsia="Calibri" w:hAnsi="Calibri"/>
         </w:rPr>
         <w:t xml:space="preserve">Gute EDV-Anwenderkenntnisse (ERP-/MES-Systeme)</w:t>
-      </w:r>
-    </w:p>
-    <w:p>
-      <w:pPr>
-        <w:spacing w:before="300"/>
-      </w:pPr>
-      <w:r>
-        <w:rPr>
-          <w:rFonts w:ascii="Calibri" w:cs="Calibri" w:eastAsia="Calibri" w:hAnsi="Calibri"/>
-          <w:i/>
-          <w:iCs/>
-          <w:color w:val="CC0000"/>
-          <w:sz w:val="18"/>
-          <w:szCs w:val="18"/>
-        </w:rPr>
-        <w:t xml:space="preserve">Hinweis: Die Abschnitte „Erforderliche Qualifikationen“, „Erforderliche Kompetenzen“ und „Mindestanforderungen“ sind ein erster Vorschlag und noch von Alexander zu prüfen/anzupassen (konkrete Ausbildungs-/Erfahrungsschwellen liegen außerhalb dessen, was sich aus dem bisherigen Dokument ableiten lässt).</w:t>
       </w:r>
     </w:p>
     <w:sectPr>

--- a/working/QS_Stellenbeschreibung_Arbeitsentwurf.docx
+++ b/working/QS_Stellenbeschreibung_Arbeitsentwurf.docx
@@ -1174,6 +1174,23 @@
           <w:rFonts w:ascii="Calibri" w:cs="Calibri" w:eastAsia="Calibri" w:hAnsi="Calibri"/>
         </w:rPr>
         <w:t xml:space="preserve">Gute EDV-Anwenderkenntnisse (ERP-/MES-Systeme)</w:t>
+      </w:r>
+    </w:p>
+    <w:p>
+      <w:pPr>
+        <w:pStyle w:val="ListParagraph"/>
+        <w:numPr>
+          <w:ilvl w:val="0"/>
+          <w:numId w:val="2"/>
+        </w:numPr>
+        <w:spacing w:after="80"/>
+        <w:jc w:val="both"/>
+      </w:pPr>
+      <w:r>
+        <w:rPr>
+          <w:rFonts w:ascii="Calibri" w:cs="Calibri" w:eastAsia="Calibri" w:hAnsi="Calibri"/>
+        </w:rPr>
+        <w:t xml:space="preserve">Kenntnis aller Bauteile (Produktportfolio, Qualitätsanforderungen, typische Fehlerbilder)</w:t>
       </w:r>
     </w:p>
     <w:sectPr>

--- a/working/QS_Stellenbeschreibung_Arbeitsentwurf.docx
+++ b/working/QS_Stellenbeschreibung_Arbeitsentwurf.docx
@@ -26,7 +26,7 @@
           <w:sz w:val="18"/>
           <w:szCs w:val="18"/>
         </w:rPr>
-        <w:t xml:space="preserve">Arbeitsentwurf — Basis: konsolidierte Rollenbeschreibung inkl. Ergänzungen von AIDA. Noch nicht Teil der Verfahrensanweisung 7V-5-1.</w:t>
+        <w:t xml:space="preserve">Arbeitsentwurf. Noch nicht Teil der Verfahrensanweisung 7V-5-1.</w:t>
       </w:r>
     </w:p>
     <w:p>

--- a/working/QS_Stellenbeschreibung_Arbeitsentwurf.docx
+++ b/working/QS_Stellenbeschreibung_Arbeitsentwurf.docx
@@ -26,7 +26,7 @@
           <w:sz w:val="18"/>
           <w:szCs w:val="18"/>
         </w:rPr>
-        <w:t xml:space="preserve">Arbeitsentwurf. Noch nicht Teil der Verfahrensanweisung 7V-5-1.</w:t>
+        <w:t xml:space="preserve">Arbeitsentwurf.</w:t>
       </w:r>
     </w:p>
     <w:p>

--- a/working/QS_Stellenbeschreibung_Arbeitsentwurf.docx
+++ b/working/QS_Stellenbeschreibung_Arbeitsentwurf.docx
@@ -16,7 +16,7 @@
     </w:p>
     <w:p>
       <w:pPr>
-        <w:spacing w:after="200"/>
+        <w:spacing w:after="160"/>
       </w:pPr>
       <w:r>
         <w:rPr>
@@ -27,6 +27,22 @@
           <w:szCs w:val="18"/>
         </w:rPr>
         <w:t xml:space="preserve">Arbeitsentwurf.</w:t>
+      </w:r>
+    </w:p>
+    <w:p>
+      <w:pPr>
+        <w:spacing w:after="200"/>
+        <w:jc w:val="both"/>
+      </w:pPr>
+      <w:r>
+        <w:rPr>
+          <w:rFonts w:ascii="Calibri" w:cs="Calibri" w:eastAsia="Calibri" w:hAnsi="Calibri"/>
+          <w:b/>
+          <w:bCs/>
+          <w:sz w:val="20"/>
+          <w:szCs w:val="20"/>
+        </w:rPr>
+        <w:t xml:space="preserve">Diese Funktion kann als eigenständige Vollzeitstelle oder als Teilaufgabenbereich in Kombination mit anderen Aufgaben-/Verantwortungsbereichen (z. B. Produktionskoordination) ausgeübt werden.</w:t>
       </w:r>
     </w:p>
     <w:p>

--- a/working/QS_Stellenbeschreibung_Arbeitsentwurf.docx
+++ b/working/QS_Stellenbeschreibung_Arbeitsentwurf.docx
@@ -12,21 +12,6 @@
           <w:szCs w:val="28"/>
         </w:rPr>
         <w:t xml:space="preserve">Stellenbeschreibung: QS (Qualitätssicherung Produktion)</w:t>
-      </w:r>
-    </w:p>
-    <w:p>
-      <w:pPr>
-        <w:spacing w:after="160"/>
-      </w:pPr>
-      <w:r>
-        <w:rPr>
-          <w:rFonts w:ascii="Calibri" w:cs="Calibri" w:eastAsia="Calibri" w:hAnsi="Calibri"/>
-          <w:i/>
-          <w:iCs/>
-          <w:sz w:val="18"/>
-          <w:szCs w:val="18"/>
-        </w:rPr>
-        <w:t xml:space="preserve">Arbeitsentwurf.</w:t>
       </w:r>
     </w:p>
     <w:p>
